--- a/results/descriptive/table_03_SZ_clinical_descriptives.docx
+++ b/results/descriptive/table_03_SZ_clinical_descriptives.docx
@@ -28,7 +28,7 @@
         <w:rPr/>
         <w:t xml:space="preserve">Table </w:t>
       </w:r>
-      <w:bookmarkStart w:id="9c8ecab7-29e2-490d-aaff-e0175f30981f" w:name="table"/>
+      <w:bookmarkStart w:id="7f92671d-4605-4195-bb26-139fc8008f2d" w:name="table"/>
       <w:r>
         <w:rPr/>
         <w:fldChar w:fldCharType="begin" w:dirty="true"/>
@@ -41,7 +41,7 @@
         <w:rPr/>
         <w:fldChar w:fldCharType="end" w:dirty="true"/>
       </w:r>
-      <w:bookmarkEnd w:id="9c8ecab7-29e2-490d-aaff-e0175f30981f"/>
+      <w:bookmarkEnd w:id="7f92671d-4605-4195-bb26-139fc8008f2d"/>
       <w:r>
         <w:rPr/>
         <w:t xml:space="preserve">. </w:t>

--- a/results/descriptive/table_03_SZ_clinical_descriptives.docx
+++ b/results/descriptive/table_03_SZ_clinical_descriptives.docx
@@ -28,7 +28,7 @@
         <w:rPr/>
         <w:t xml:space="preserve">Table </w:t>
       </w:r>
-      <w:bookmarkStart w:id="7f92671d-4605-4195-bb26-139fc8008f2d" w:name="table"/>
+      <w:bookmarkStart w:id="b31318fa-102a-42fd-b7ff-ba11d3c2df3e" w:name="table"/>
       <w:r>
         <w:rPr/>
         <w:fldChar w:fldCharType="begin" w:dirty="true"/>
@@ -41,7 +41,7 @@
         <w:rPr/>
         <w:fldChar w:fldCharType="end" w:dirty="true"/>
       </w:r>
-      <w:bookmarkEnd w:id="7f92671d-4605-4195-bb26-139fc8008f2d"/>
+      <w:bookmarkEnd w:id="b31318fa-102a-42fd-b7ff-ba11d3c2df3e"/>
       <w:r>
         <w:rPr/>
         <w:t xml:space="preserve">. </w:t>

--- a/results/descriptive/table_03_SZ_clinical_descriptives.docx
+++ b/results/descriptive/table_03_SZ_clinical_descriptives.docx
@@ -28,7 +28,7 @@
         <w:rPr/>
         <w:t xml:space="preserve">Table </w:t>
       </w:r>
-      <w:bookmarkStart w:id="b31318fa-102a-42fd-b7ff-ba11d3c2df3e" w:name="table"/>
+      <w:bookmarkStart w:id="c83c39df-7073-4854-848b-5bbfdda5e5ff" w:name="table"/>
       <w:r>
         <w:rPr/>
         <w:fldChar w:fldCharType="begin" w:dirty="true"/>
@@ -41,7 +41,7 @@
         <w:rPr/>
         <w:fldChar w:fldCharType="end" w:dirty="true"/>
       </w:r>
-      <w:bookmarkEnd w:id="b31318fa-102a-42fd-b7ff-ba11d3c2df3e"/>
+      <w:bookmarkEnd w:id="c83c39df-7073-4854-848b-5bbfdda5e5ff"/>
       <w:r>
         <w:rPr/>
         <w:t xml:space="preserve">. </w:t>
